--- a/projects/ciszupy/docs/docx/POLICY.docx
+++ b/projects/ciszupy/docs/docx/POLICY.docx
@@ -7,7 +7,7 @@
         <w:pStyle w:val="FirstParagraph"/>
       </w:pPr>
       <w:r>
-        <w:t xml:space="preserve">CISZUBOT - DOCUMENTACIÓN OFICIAL</w:t>
+        <w:t xml:space="preserve">CISZUPY - DOCUMENTACIÓN OFICIAL</w:t>
       </w:r>
       <w:r>
         <w:t xml:space="preserve"> </w:t>
@@ -19,19 +19,19 @@
         <w:t xml:space="preserve"> </w:t>
       </w:r>
       <w:r>
-        <w:t xml:space="preserve">Versión: 2.5.5</w:t>
-      </w:r>
-      <w:r>
-        <w:t xml:space="preserve"> </w:t>
-      </w:r>
-      <w:r>
-        <w:t xml:space="preserve">Actualización: 2026-07-28</w:t>
-      </w:r>
-      <w:r>
-        <w:t xml:space="preserve"> </w:t>
-      </w:r>
-      <w:r>
-        <w:t xml:space="preserve">Identificador: POLICY_V2.5.5_2026_07_28_ciszubot</w:t>
+        <w:t xml:space="preserve">Versión: 0.1.0</w:t>
+      </w:r>
+      <w:r>
+        <w:t xml:space="preserve"> </w:t>
+      </w:r>
+      <w:r>
+        <w:t xml:space="preserve">Actualización: 2026-09-17</w:t>
+      </w:r>
+      <w:r>
+        <w:t xml:space="preserve"> </w:t>
+      </w:r>
+      <w:r>
+        <w:t xml:space="preserve">Identificador: POLICY_V0.1.0_2026_09_17_ciszupy</w:t>
       </w:r>
     </w:p>
     <w:p>
@@ -68,19 +68,19 @@
         <w:t xml:space="preserve"> </w:t>
       </w:r>
       <w:r>
-        <w:t xml:space="preserve">- Ciszubot no recopila, almacena ni comparte datos personales</w:t>
-      </w:r>
-      <w:r>
-        <w:t xml:space="preserve"> </w:t>
-      </w:r>
-      <w:r>
-        <w:t xml:space="preserve">- Las confesiones (comando confess) son eliminadas tras su envío</w:t>
-      </w:r>
-      <w:r>
-        <w:t xml:space="preserve"> </w:t>
-      </w:r>
-      <w:r>
-        <w:t xml:space="preserve">- No se guardan logs de mensajes privados</w:t>
+        <w:t xml:space="preserve">- Ciszupy no recopila, almacena ni comparte datos personales</w:t>
+      </w:r>
+      <w:r>
+        <w:t xml:space="preserve"> </w:t>
+      </w:r>
+      <w:r>
+        <w:t xml:space="preserve">- El paquete funciona completamente offline</w:t>
+      </w:r>
+      <w:r>
+        <w:t xml:space="preserve"> </w:t>
+      </w:r>
+      <w:r>
+        <w:t xml:space="preserve">- No se envía información a servidores externos</w:t>
       </w:r>
     </w:p>
     <w:p>
@@ -94,19 +94,19 @@
         <w:t xml:space="preserve"> </w:t>
       </w:r>
       <w:r>
-        <w:t xml:space="preserve">- El bot puede ser usado en cualquier servidor que cumpla las reglas de Discord</w:t>
-      </w:r>
-      <w:r>
-        <w:t xml:space="preserve"> </w:t>
-      </w:r>
-      <w:r>
-        <w:t xml:space="preserve">- Prohibido usar el bot para spam, raids o actividades maliciosas</w:t>
-      </w:r>
-      <w:r>
-        <w:t xml:space="preserve"> </w:t>
-      </w:r>
-      <w:r>
-        <w:t xml:space="preserve">- Los administradores del servidor son responsables del uso del bot</w:t>
+        <w:t xml:space="preserve">- El paquete puede ser usado para fines personales y educativos</w:t>
+      </w:r>
+      <w:r>
+        <w:t xml:space="preserve"> </w:t>
+      </w:r>
+      <w:r>
+        <w:t xml:space="preserve">- Prohibido usar Ciszupy para actividades maliciosas o ilegales</w:t>
+      </w:r>
+      <w:r>
+        <w:t xml:space="preserve"> </w:t>
+      </w:r>
+      <w:r>
+        <w:t xml:space="preserve">- Los usuarios son responsables del uso que hagan del paquete</w:t>
       </w:r>
     </w:p>
     <w:p>
@@ -126,7 +126,7 @@
         <w:t xml:space="preserve"> </w:t>
       </w:r>
       <w:r>
-        <w:t xml:space="preserve">- Todo código contribuido debe ser original</w:t>
+        <w:t xml:space="preserve">- Todo código contribuido debe ser original y estar bajo MIT</w:t>
       </w:r>
     </w:p>
     <w:p>
@@ -155,19 +155,19 @@
         <w:t xml:space="preserve"> </w:t>
       </w:r>
       <w:r>
-        <w:t xml:space="preserve">- Ciszubot does not collect, store, or share personal data</w:t>
-      </w:r>
-      <w:r>
-        <w:t xml:space="preserve"> </w:t>
-      </w:r>
-      <w:r>
-        <w:t xml:space="preserve">- Confessions (confess command) are deleted after sending</w:t>
-      </w:r>
-      <w:r>
-        <w:t xml:space="preserve"> </w:t>
-      </w:r>
-      <w:r>
-        <w:t xml:space="preserve">- No private message logs are kept</w:t>
+        <w:t xml:space="preserve">- Ciszupy does not collect, store, or share personal data</w:t>
+      </w:r>
+      <w:r>
+        <w:t xml:space="preserve"> </w:t>
+      </w:r>
+      <w:r>
+        <w:t xml:space="preserve">- The package works completely offline</w:t>
+      </w:r>
+      <w:r>
+        <w:t xml:space="preserve"> </w:t>
+      </w:r>
+      <w:r>
+        <w:t xml:space="preserve">- No information is sent to external servers</w:t>
       </w:r>
     </w:p>
     <w:p>
@@ -181,19 +181,19 @@
         <w:t xml:space="preserve"> </w:t>
       </w:r>
       <w:r>
-        <w:t xml:space="preserve">- The bot may be used on any server that follows Discord’s rules</w:t>
-      </w:r>
-      <w:r>
-        <w:t xml:space="preserve"> </w:t>
-      </w:r>
-      <w:r>
-        <w:t xml:space="preserve">- Using the bot for spam, raids, or malicious activities is prohibited</w:t>
-      </w:r>
-      <w:r>
-        <w:t xml:space="preserve"> </w:t>
-      </w:r>
-      <w:r>
-        <w:t xml:space="preserve">- Server administrators are responsible for bot usage</w:t>
+        <w:t xml:space="preserve">- The package may be used for personal and educational purposes</w:t>
+      </w:r>
+      <w:r>
+        <w:t xml:space="preserve"> </w:t>
+      </w:r>
+      <w:r>
+        <w:t xml:space="preserve">- Using Ciszupy for malicious or illegal activities is prohibited</w:t>
+      </w:r>
+      <w:r>
+        <w:t xml:space="preserve"> </w:t>
+      </w:r>
+      <w:r>
+        <w:t xml:space="preserve">- Users are responsible for their use of the package</w:t>
       </w:r>
     </w:p>
     <w:p>
@@ -213,7 +213,7 @@
         <w:t xml:space="preserve"> </w:t>
       </w:r>
       <w:r>
-        <w:t xml:space="preserve">- All contributed code must be original</w:t>
+        <w:t xml:space="preserve">- All contributed code must be original and under MIT</w:t>
       </w:r>
     </w:p>
     <w:sectPr>
